--- a/ADO_to_AIO_Migration_UserGuide.docx
+++ b/ADO_to_AIO_Migration_UserGuide.docx
@@ -919,6 +919,7 @@
         <w:t>Give it a label (e.g. "AIO Migration") and copy the token.</w:t>
       </w:r>
     </w:p>
+    <w:p/>
     <w:p>
       <w:pPr>
         <w:pStyle w:val="Heading1"/>
@@ -1075,21 +1076,6 @@
           <w:color w:val="D6326F"/>
           <w:sz w:val="18"/>
         </w:rPr>
-        <w:t xml:space="preserve">    "Email":       "your-email@domain.com",</w:t>
-      </w:r>
-    </w:p>
-    <w:p>
-      <w:pPr>
-        <w:shd w:val="clear" w:color="auto" w:fill="F3F3F3"/>
-        <w:spacing w:after="0"/>
-        <w:ind w:left="432"/>
-      </w:pPr>
-      <w:r>
-        <w:rPr>
-          <w:rFonts w:ascii="Courier New" w:hAnsi="Courier New"/>
-          <w:color w:val="D6326F"/>
-          <w:sz w:val="18"/>
-        </w:rPr>
         <w:t xml:space="preserve">    "ApiToken":    "your-aio-api-token-here",</w:t>
       </w:r>
     </w:p>
@@ -1150,59 +1136,7 @@
           <w:color w:val="D6326F"/>
           <w:sz w:val="18"/>
         </w:rPr>
-        <w:t xml:space="preserve">    "</w:t>
-      </w:r>
-      <w:proofErr w:type="spellStart"/>
-      <w:r>
-        <w:rPr>
-          <w:rFonts w:ascii="Courier New" w:hAnsi="Courier New"/>
-          <w:color w:val="D6326F"/>
-          <w:sz w:val="18"/>
-        </w:rPr>
-        <w:t>TestPlanIds</w:t>
-      </w:r>
-      <w:proofErr w:type="spellEnd"/>
-      <w:r>
-        <w:rPr>
-          <w:rFonts w:ascii="Courier New" w:hAnsi="Courier New"/>
-          <w:color w:val="D6326F"/>
-          <w:sz w:val="18"/>
-        </w:rPr>
-        <w:t>": [</w:t>
-      </w:r>
-      <w:r>
-        <w:rPr>
-          <w:rFonts w:ascii="Courier New" w:hAnsi="Courier New"/>
-          <w:color w:val="D6326F"/>
-          <w:sz w:val="18"/>
-        </w:rPr>
-        <w:t xml:space="preserve"> </w:t>
-      </w:r>
-      <w:proofErr w:type="gramStart"/>
-      <w:r>
-        <w:rPr>
-          <w:rFonts w:ascii="Courier New" w:hAnsi="Courier New"/>
-          <w:color w:val="D6326F"/>
-          <w:sz w:val="18"/>
-        </w:rPr>
-        <w:t xml:space="preserve">1111 </w:t>
-      </w:r>
-      <w:r>
-        <w:rPr>
-          <w:rFonts w:ascii="Courier New" w:hAnsi="Courier New"/>
-          <w:color w:val="D6326F"/>
-          <w:sz w:val="18"/>
-        </w:rPr>
-        <w:t>]</w:t>
-      </w:r>
-      <w:proofErr w:type="gramEnd"/>
-      <w:r>
-        <w:rPr>
-          <w:rFonts w:ascii="Courier New" w:hAnsi="Courier New"/>
-          <w:color w:val="D6326F"/>
-          <w:sz w:val="18"/>
-        </w:rPr>
-        <w:t>,</w:t>
+        <w:t xml:space="preserve">    "TestPlanIds": [],</w:t>
       </w:r>
     </w:p>
     <w:p>
@@ -1274,23 +1208,7 @@
           <w:color w:val="D6326F"/>
           <w:sz w:val="18"/>
         </w:rPr>
-        <w:t>5678</w:t>
-      </w:r>
-      <w:r>
-        <w:rPr>
-          <w:rFonts w:ascii="Courier New" w:hAnsi="Courier New"/>
-          <w:color w:val="D6326F"/>
-          <w:sz w:val="18"/>
-        </w:rPr>
-        <w:t xml:space="preserve"> </w:t>
-      </w:r>
-      <w:r>
-        <w:rPr>
-          <w:rFonts w:ascii="Courier New" w:hAnsi="Courier New"/>
-          <w:color w:val="D6326F"/>
-          <w:sz w:val="18"/>
-        </w:rPr>
-        <w:t>}</w:t>
+        <w:t>5678 }</w:t>
       </w:r>
       <w:proofErr w:type="gramEnd"/>
     </w:p>
@@ -1354,7 +1272,6 @@
         <w:t>}</w:t>
       </w:r>
     </w:p>
-    <w:p/>
     <w:p>
       <w:pPr>
         <w:pStyle w:val="Heading2"/>
@@ -1364,6 +1281,7 @@
           <w:color w:val="2E74B5"/>
           <w:sz w:val="28"/>
         </w:rPr>
+        <w:lastRenderedPageBreak/>
         <w:t>Field reference</w:t>
       </w:r>
     </w:p>
@@ -1720,7 +1638,7 @@
               <w:rPr>
                 <w:sz w:val="20"/>
               </w:rPr>
-              <w:t>Aio.Email</w:t>
+              <w:t>Aio.ApiToken</w:t>
             </w:r>
           </w:p>
         </w:tc>
@@ -1740,7 +1658,7 @@
               <w:rPr>
                 <w:sz w:val="20"/>
               </w:rPr>
-              <w:t>Email address linked to the API token</w:t>
+              <w:t>API token created in Section 2</w:t>
             </w:r>
           </w:p>
         </w:tc>
@@ -1760,7 +1678,7 @@
               <w:rPr>
                 <w:sz w:val="20"/>
               </w:rPr>
-              <w:t>user@contoso.com</w:t>
+              <w:t>ATATT3xFf...</w:t>
             </w:r>
           </w:p>
         </w:tc>
@@ -1782,7 +1700,7 @@
               <w:rPr>
                 <w:sz w:val="20"/>
               </w:rPr>
-              <w:t>Aio.ApiToken</w:t>
+              <w:t>Aio.ProjectKey</w:t>
             </w:r>
           </w:p>
         </w:tc>
@@ -1802,7 +1720,7 @@
               <w:rPr>
                 <w:sz w:val="20"/>
               </w:rPr>
-              <w:t>API token created in Section 2</w:t>
+              <w:t>Jira project key (shown in issue keys)</w:t>
             </w:r>
           </w:p>
         </w:tc>
@@ -1822,7 +1740,7 @@
               <w:rPr>
                 <w:sz w:val="20"/>
               </w:rPr>
-              <w:t>ATATT3xFf...</w:t>
+              <w:t>QA</w:t>
             </w:r>
           </w:p>
         </w:tc>
@@ -1844,7 +1762,7 @@
               <w:rPr>
                 <w:sz w:val="20"/>
               </w:rPr>
-              <w:t>Aio.ProjectKey</w:t>
+              <w:t>Migration.TestPlanIds</w:t>
             </w:r>
           </w:p>
         </w:tc>
@@ -1864,7 +1782,7 @@
               <w:rPr>
                 <w:sz w:val="20"/>
               </w:rPr>
-              <w:t>Jira project key (shown in issue keys)</w:t>
+              <w:t>List of ADO plan IDs to migrate. Empty = all plans.</w:t>
             </w:r>
           </w:p>
         </w:tc>
@@ -1884,7 +1802,7 @@
               <w:rPr>
                 <w:sz w:val="20"/>
               </w:rPr>
-              <w:t>QA</w:t>
+              <w:t>[12, 34]</w:t>
             </w:r>
           </w:p>
         </w:tc>
@@ -1906,7 +1824,7 @@
               <w:rPr>
                 <w:sz w:val="20"/>
               </w:rPr>
-              <w:t>Migration.TestPlanIds</w:t>
+              <w:t>Migration.TestSuites</w:t>
             </w:r>
           </w:p>
         </w:tc>
@@ -1926,7 +1844,7 @@
               <w:rPr>
                 <w:sz w:val="20"/>
               </w:rPr>
-              <w:t>List of ADO plan IDs to migrate. Empty = all plans.</w:t>
+              <w:t>Optional list of specific suite IDs to migrate within the selected plans. Empty = all suites.</w:t>
             </w:r>
           </w:p>
         </w:tc>
@@ -1946,7 +1864,7 @@
               <w:rPr>
                 <w:sz w:val="20"/>
               </w:rPr>
-              <w:t>[12, 34]</w:t>
+              <w:t>[{"Id": 456}]</w:t>
             </w:r>
           </w:p>
         </w:tc>
@@ -1968,7 +1886,7 @@
               <w:rPr>
                 <w:sz w:val="20"/>
               </w:rPr>
-              <w:t>Migration.TestSuites</w:t>
+              <w:t>Migration.TestSuites[].Id</w:t>
             </w:r>
           </w:p>
         </w:tc>
@@ -1988,7 +1906,7 @@
               <w:rPr>
                 <w:sz w:val="20"/>
               </w:rPr>
-              <w:t>Optional list of specific suite IDs to migrate within the selected plans. Empty = all suites.</w:t>
+              <w:t>Numeric ID of the ADO test suite to include.</w:t>
             </w:r>
           </w:p>
         </w:tc>
@@ -2008,7 +1926,7 @@
               <w:rPr>
                 <w:sz w:val="20"/>
               </w:rPr>
-              <w:t>[{"Id": 456}]</w:t>
+              <w:t>124897</w:t>
             </w:r>
           </w:p>
         </w:tc>
@@ -2030,7 +1948,7 @@
               <w:rPr>
                 <w:sz w:val="20"/>
               </w:rPr>
-              <w:t>Migration.TestSuites[].Id</w:t>
+              <w:t>Migration.TestSuites[].FolderName</w:t>
             </w:r>
           </w:p>
         </w:tc>
@@ -2050,7 +1968,7 @@
               <w:rPr>
                 <w:sz w:val="20"/>
               </w:rPr>
-              <w:t>Numeric ID of the ADO test suite to include.</w:t>
+              <w:t>Optional override for the folder name created in AIO. Defaults to the ADO suite name if omitted.</w:t>
             </w:r>
           </w:p>
         </w:tc>
@@ -2070,7 +1988,7 @@
               <w:rPr>
                 <w:sz w:val="20"/>
               </w:rPr>
-              <w:t>124897</w:t>
+              <w:t>"Login Tests"</w:t>
             </w:r>
           </w:p>
         </w:tc>
@@ -2092,7 +2010,7 @@
               <w:rPr>
                 <w:sz w:val="20"/>
               </w:rPr>
-              <w:t>Migration.TestSuites[].FolderName</w:t>
+              <w:t>Migration.DryRun</w:t>
             </w:r>
           </w:p>
         </w:tc>
@@ -2112,7 +2030,7 @@
               <w:rPr>
                 <w:sz w:val="20"/>
               </w:rPr>
-              <w:t>Optional override for the folder name created in AIO. Defaults to the ADO suite name if omitted.</w:t>
+              <w:t>true = read-only preview. false = write to AIO.</w:t>
             </w:r>
           </w:p>
         </w:tc>
@@ -2132,68 +2050,6 @@
               <w:rPr>
                 <w:sz w:val="20"/>
               </w:rPr>
-              <w:t>"Login Tests"</w:t>
-            </w:r>
-          </w:p>
-        </w:tc>
-      </w:tr>
-      <w:tr>
-        <w:tc>
-          <w:tcPr>
-            <w:tcW w:w="2880" w:type="dxa"/>
-            <w:tcBorders>
-              <w:top w:val="single" w:sz="4" w:space="0" w:color="CCCCCC"/>
-              <w:left w:val="single" w:sz="4" w:space="0" w:color="CCCCCC"/>
-              <w:bottom w:val="single" w:sz="4" w:space="0" w:color="CCCCCC"/>
-              <w:right w:val="single" w:sz="4" w:space="0" w:color="CCCCCC"/>
-            </w:tcBorders>
-            <w:shd w:val="clear" w:color="auto" w:fill="EBF3FB"/>
-          </w:tcPr>
-          <w:p>
-            <w:r>
-              <w:rPr>
-                <w:sz w:val="20"/>
-              </w:rPr>
-              <w:t>Migration.DryRun</w:t>
-            </w:r>
-          </w:p>
-        </w:tc>
-        <w:tc>
-          <w:tcPr>
-            <w:tcW w:w="4032" w:type="dxa"/>
-            <w:tcBorders>
-              <w:top w:val="single" w:sz="4" w:space="0" w:color="CCCCCC"/>
-              <w:left w:val="single" w:sz="4" w:space="0" w:color="CCCCCC"/>
-              <w:bottom w:val="single" w:sz="4" w:space="0" w:color="CCCCCC"/>
-              <w:right w:val="single" w:sz="4" w:space="0" w:color="CCCCCC"/>
-            </w:tcBorders>
-            <w:shd w:val="clear" w:color="auto" w:fill="EBF3FB"/>
-          </w:tcPr>
-          <w:p>
-            <w:r>
-              <w:rPr>
-                <w:sz w:val="20"/>
-              </w:rPr>
-              <w:t>true = read-only preview. false = write to AIO.</w:t>
-            </w:r>
-          </w:p>
-        </w:tc>
-        <w:tc>
-          <w:tcPr>
-            <w:tcW w:w="2592" w:type="dxa"/>
-            <w:tcBorders>
-              <w:top w:val="single" w:sz="4" w:space="0" w:color="CCCCCC"/>
-              <w:left w:val="single" w:sz="4" w:space="0" w:color="CCCCCC"/>
-              <w:bottom w:val="single" w:sz="4" w:space="0" w:color="CCCCCC"/>
-              <w:right w:val="single" w:sz="4" w:space="0" w:color="CCCCCC"/>
-            </w:tcBorders>
-            <w:shd w:val="clear" w:color="auto" w:fill="EBF3FB"/>
-          </w:tcPr>
-          <w:p>
-            <w:r>
-              <w:rPr>
-                <w:sz w:val="20"/>
-              </w:rPr>
               <w:t>true</w:t>
             </w:r>
           </w:p>
@@ -2368,6 +2224,8 @@
         <w:t>Run the tool with DryRun: true and no TestSuites filter — suite IDs are printed next to each suite name in the console output.</w:t>
       </w:r>
     </w:p>
+    <w:p/>
+    <w:p/>
     <w:p/>
     <w:p/>
     <w:tbl>
@@ -3296,7 +3154,7 @@
               <w:rPr>
                 <w:sz w:val="20"/>
               </w:rPr>
-              <w:t>Wrong email or API token</w:t>
+              <w:t>Wrong API token</w:t>
             </w:r>
           </w:p>
         </w:tc>
@@ -3316,7 +3174,7 @@
               <w:rPr>
                 <w:sz w:val="20"/>
               </w:rPr>
-              <w:t>Re-check Aio.Email and Aio.ApiToken in appsettings.json</w:t>
+              <w:t>Re-check Aio.ApiToken in appsettings.json</w:t>
             </w:r>
           </w:p>
         </w:tc>
@@ -4619,31 +4477,31 @@
       </w:rPr>
     </w:lvl>
   </w:abstractNum>
-  <w:num w:numId="1" w16cid:durableId="237718036">
+  <w:num w:numId="1" w16cid:durableId="1529181097">
     <w:abstractNumId w:val="8"/>
   </w:num>
-  <w:num w:numId="2" w16cid:durableId="685055839">
+  <w:num w:numId="2" w16cid:durableId="2017153588">
     <w:abstractNumId w:val="6"/>
   </w:num>
-  <w:num w:numId="3" w16cid:durableId="2140761547">
+  <w:num w:numId="3" w16cid:durableId="913272549">
     <w:abstractNumId w:val="5"/>
   </w:num>
-  <w:num w:numId="4" w16cid:durableId="1518738578">
+  <w:num w:numId="4" w16cid:durableId="97455679">
     <w:abstractNumId w:val="4"/>
   </w:num>
-  <w:num w:numId="5" w16cid:durableId="1865363921">
+  <w:num w:numId="5" w16cid:durableId="1100299034">
     <w:abstractNumId w:val="7"/>
   </w:num>
-  <w:num w:numId="6" w16cid:durableId="58938964">
+  <w:num w:numId="6" w16cid:durableId="2025352462">
     <w:abstractNumId w:val="3"/>
   </w:num>
-  <w:num w:numId="7" w16cid:durableId="444690426">
+  <w:num w:numId="7" w16cid:durableId="1037118245">
     <w:abstractNumId w:val="2"/>
   </w:num>
-  <w:num w:numId="8" w16cid:durableId="820196456">
+  <w:num w:numId="8" w16cid:durableId="1955750552">
     <w:abstractNumId w:val="1"/>
   </w:num>
-  <w:num w:numId="9" w16cid:durableId="273564474">
+  <w:num w:numId="9" w16cid:durableId="1478572443">
     <w:abstractNumId w:val="0"/>
   </w:num>
 </w:numbering>

--- a/ADO_to_AIO_Migration_UserGuide.docx
+++ b/ADO_to_AIO_Migration_UserGuide.docx
@@ -1136,7 +1136,23 @@
           <w:color w:val="D6326F"/>
           <w:sz w:val="18"/>
         </w:rPr>
-        <w:t xml:space="preserve">    "TestPlanIds": [],</w:t>
+        <w:t xml:space="preserve">    "TestPlanIds": [</w:t>
+      </w:r>
+      <w:r>
+        <w:rPr>
+          <w:rFonts w:ascii="Courier New" w:hAnsi="Courier New"/>
+          <w:color w:val="D6326F"/>
+          <w:sz w:val="18"/>
+        </w:rPr>
+        <w:t xml:space="preserve"> 1111 </w:t>
+      </w:r>
+      <w:r>
+        <w:rPr>
+          <w:rFonts w:ascii="Courier New" w:hAnsi="Courier New"/>
+          <w:color w:val="D6326F"/>
+          <w:sz w:val="18"/>
+        </w:rPr>
+        <w:t>],</w:t>
       </w:r>
     </w:p>
     <w:p>
@@ -1181,36 +1197,8 @@
           <w:color w:val="D6326F"/>
           <w:sz w:val="18"/>
         </w:rPr>
-        <w:t xml:space="preserve">      </w:t>
+        <w:t xml:space="preserve">      { "Id": 5678 }</w:t>
       </w:r>
-      <w:proofErr w:type="gramStart"/>
-      <w:r>
-        <w:rPr>
-          <w:rFonts w:ascii="Courier New" w:hAnsi="Courier New"/>
-          <w:color w:val="D6326F"/>
-          <w:sz w:val="18"/>
-        </w:rPr>
-        <w:t>{ "</w:t>
-      </w:r>
-      <w:proofErr w:type="gramEnd"/>
-      <w:r>
-        <w:rPr>
-          <w:rFonts w:ascii="Courier New" w:hAnsi="Courier New"/>
-          <w:color w:val="D6326F"/>
-          <w:sz w:val="18"/>
-        </w:rPr>
-        <w:t xml:space="preserve">Id": </w:t>
-      </w:r>
-      <w:proofErr w:type="gramStart"/>
-      <w:r>
-        <w:rPr>
-          <w:rFonts w:ascii="Courier New" w:hAnsi="Courier New"/>
-          <w:color w:val="D6326F"/>
-          <w:sz w:val="18"/>
-        </w:rPr>
-        <w:t>5678 }</w:t>
-      </w:r>
-      <w:proofErr w:type="gramEnd"/>
     </w:p>
     <w:p>
       <w:pPr>
@@ -2170,7 +2158,23 @@
           <w:color w:val="D6326F"/>
           <w:sz w:val="18"/>
         </w:rPr>
-        <w:t xml:space="preserve">  { "Id": 125161, "FolderName": "Smoke Tests" }</w:t>
+        <w:t xml:space="preserve">  { "Id": 125161</w:t>
+      </w:r>
+      <w:r>
+        <w:rPr>
+          <w:rFonts w:ascii="Courier New" w:hAnsi="Courier New"/>
+          <w:color w:val="D6326F"/>
+          <w:sz w:val="18"/>
+        </w:rPr>
+        <w:t xml:space="preserve"> </w:t>
+      </w:r>
+      <w:r>
+        <w:rPr>
+          <w:rFonts w:ascii="Courier New" w:hAnsi="Courier New"/>
+          <w:color w:val="D6326F"/>
+          <w:sz w:val="18"/>
+        </w:rPr>
+        <w:t>}</w:t>
       </w:r>
     </w:p>
     <w:p>
@@ -2880,34 +2884,7 @@
           <w:color w:val="D6326F"/>
           <w:sz w:val="18"/>
         </w:rPr>
-        <w:t xml:space="preserve">  </w:t>
-      </w:r>
-      <w:proofErr w:type="gramStart"/>
-      <w:r>
-        <w:rPr>
-          <w:rFonts w:ascii="Courier New" w:hAnsi="Courier New"/>
-          <w:color w:val="D6326F"/>
-          <w:sz w:val="18"/>
-        </w:rPr>
-        <w:t>{ "</w:t>
-      </w:r>
-      <w:proofErr w:type="gramEnd"/>
-      <w:r>
-        <w:rPr>
-          <w:rFonts w:ascii="Courier New" w:hAnsi="Courier New"/>
-          <w:color w:val="D6326F"/>
-          <w:sz w:val="18"/>
-        </w:rPr>
-        <w:t xml:space="preserve">Id": </w:t>
-      </w:r>
-      <w:proofErr w:type="gramStart"/>
-      <w:r>
-        <w:rPr>
-          <w:rFonts w:ascii="Courier New" w:hAnsi="Courier New"/>
-          <w:color w:val="D6326F"/>
-          <w:sz w:val="18"/>
-        </w:rPr>
-        <w:t>125161</w:t>
+        <w:t xml:space="preserve">  { "Id": 125161</w:t>
       </w:r>
       <w:r>
         <w:rPr>
@@ -2925,7 +2902,6 @@
         </w:rPr>
         <w:t>}</w:t>
       </w:r>
-      <w:proofErr w:type="gramEnd"/>
     </w:p>
     <w:p>
       <w:pPr>
